--- a/livrables/taff/2026-10-08_cv-cibles/cv-batiment_sobre.docx
+++ b/livrables/taff/2026-10-08_cv-cibles/cv-batiment_sobre.docx
@@ -164,14 +164,7 @@
           <w:rFonts w:eastAsia="Times New Roman"/>
           <w:color w:val="222222"/>
         </w:rPr>
-        <w:t>Ré</w:t>
-      </w:r>
-      <w:r>
-        <w:rPr>
-          <w:rFonts w:eastAsia="Times New Roman"/>
-          <w:color w:val="222222"/>
-        </w:rPr>
-        <w:t>novation intérieure : sols PVC, parquet, carrelage, murs, cuisines, salles de bain</w:t>
+        <w:t>Rénovation intérieure : sols PVC, parquet, carrelage, murs, cuisines, salles de bain</w:t>
       </w:r>
     </w:p>
     <w:p>
@@ -349,7 +342,7 @@
           <w:rFonts w:eastAsia="Times New Roman"/>
           <w:color w:val="222222"/>
         </w:rPr>
-        <w:t>Gestion des plannings et de l'équipe sur les chantiers</w:t>
+        <w:t>Encadrement d’une équipe de 3 à 6 personnes, 2 à 3 chantiers menés en parallèle</w:t>
       </w:r>
     </w:p>
     <w:p>
@@ -370,7 +363,7 @@
           <w:rFonts w:eastAsia="Times New Roman"/>
           <w:color w:val="222222"/>
         </w:rPr>
-        <w:t>Formation des collaborateurs aux techniques de la résine</w:t>
+        <w:t>Formation aux techniques de la résine (environ 10 personnes par semaine pendant un an)</w:t>
       </w:r>
     </w:p>
     <w:p>
@@ -439,7 +432,7 @@
           <w:rFonts w:eastAsia="Times New Roman"/>
           <w:color w:val="222222"/>
         </w:rPr>
-        <w:t>Contrôle de conformité des réceptions et expéditions, suivi des stocks</w:t>
+        <w:t>Réception et contrôle de 2 à 7 palettes par jour, suivi des stocks (fabricant de glaces artisanales)</w:t>
       </w:r>
     </w:p>
     <w:p>
@@ -508,7 +501,7 @@
           <w:rFonts w:eastAsia="Times New Roman"/>
           <w:color w:val="222222"/>
         </w:rPr>
-        <w:t>Création et direction d'une entreprise de rénovation intérieure</w:t>
+        <w:t>Création et direction d’une entreprise de rénovation intérieure (CA d’environ 100 000 € par an)</w:t>
       </w:r>
     </w:p>
     <w:p>
@@ -529,7 +522,7 @@
           <w:rFonts w:eastAsia="Times New Roman"/>
           <w:color w:val="222222"/>
         </w:rPr>
-        <w:t>Pose de sols synthétiques et rénovation pour particuliers</w:t>
+        <w:t>Chantiers de 2 à 6 jours chez les particuliers et chantiers de parkings sur plusieurs mois</w:t>
       </w:r>
     </w:p>
     <w:p>
@@ -550,7 +543,7 @@
           <w:rFonts w:eastAsia="Times New Roman"/>
           <w:color w:val="222222"/>
         </w:rPr>
-        <w:t>Devis, facturation, relation clients et fournisseurs</w:t>
+        <w:t>Devis, facturation, relation clients, coordination de 2 à 3 sous-traitants</w:t>
       </w:r>
     </w:p>
     <w:p>
@@ -640,14 +633,7 @@
           <w:rFonts w:eastAsia="Times New Roman"/>
           <w:color w:val="222222"/>
         </w:rPr>
-        <w:t>Préparation du maté</w:t>
-      </w:r>
-      <w:r>
-        <w:rPr>
-          <w:rFonts w:eastAsia="Times New Roman"/>
-          <w:color w:val="222222"/>
-        </w:rPr>
-        <w:t>riel et des matières premières</w:t>
+        <w:t>Préparation du matériel et des matières premières</w:t>
       </w:r>
     </w:p>
     <w:p>
@@ -812,7 +798,6 @@
           <w:bCs/>
           <w:color w:val="2E75B6"/>
         </w:rPr>
-        <w:lastRenderedPageBreak/>
         <w:t>2004</w:t>
       </w:r>
       <w:r>
@@ -874,13 +859,19 @@
         <w:rPr>
           <w:color w:val="222222"/>
         </w:rPr>
-        <w:t>Langues : anglais, espagnol, portugais (en perfectionnement) | Qualités : À l'é</w:t>
-      </w:r>
-      <w:r>
-        <w:rPr>
-          <w:color w:val="222222"/>
-        </w:rPr>
-        <w:t>coute, patient, esprit d'initiative</w:t>
+        <w:t xml:space="preserve">Langues : </w:t>
+      </w:r>
+      <w:r>
+        <w:rPr>
+          <w:color w:val="222222"/>
+        </w:rPr>
+        <w:t>espagnol courant, anglais intermédiaire, portugais scolaire</w:t>
+      </w:r>
+      <w:r>
+        <w:rPr>
+          <w:color w:val="222222"/>
+        </w:rPr>
+        <w:t xml:space="preserve"> | Qualités : À l'écoute, patient, esprit d'initiative</w:t>
       </w:r>
     </w:p>
     <w:p>
